--- a/docs/docx/02_Architecture.docx
+++ b/docs/docx/02_Architecture.docx
@@ -5253,7 +5253,7 @@
                 <w:b w:val="0"/>
                 <w:sz w:val="17"/>
               </w:rPr>
-              <w:t>7</w:t>
+              <w:t>8</w:t>
             </w:r>
           </w:p>
         </w:tc>
@@ -5475,7 +5475,7 @@
                 <w:b w:val="0"/>
                 <w:sz w:val="17"/>
               </w:rPr>
-              <w:t>Dashboard</w:t>
+              <w:t>Ask Cortex</w:t>
             </w:r>
           </w:p>
         </w:tc>
@@ -5493,7 +5493,16 @@
                 <w:b w:val="0"/>
                 <w:sz w:val="17"/>
               </w:rPr>
-              <w:t>opportunity, sales order, sales rep</w:t>
+              <w:t xml:space="preserve">facts from the L2 tables of each page, sent to </w:t>
+            </w:r>
+            <w:r>
+              <w:rPr>
+                <w:rFonts w:ascii="Consolas" w:hAnsi="Consolas"/>
+                <w:b w:val="0"/>
+                <w:color w:val="1B5E8C"/>
+                <w:sz w:val="16"/>
+              </w:rPr>
+              <w:t>SNOWFLAKE.CORTEX.COMPLETE</w:t>
             </w:r>
           </w:p>
         </w:tc>
@@ -5536,7 +5545,7 @@
                 <w:b w:val="0"/>
                 <w:sz w:val="17"/>
               </w:rPr>
-              <w:t>Sales Funnel</w:t>
+              <w:t>Executive Dashboard (landing page)</w:t>
             </w:r>
           </w:p>
         </w:tc>
@@ -5555,7 +5564,7 @@
                 <w:b w:val="0"/>
                 <w:sz w:val="17"/>
               </w:rPr>
-              <w:t>opportunity</w:t>
+              <w:t>opportunity, sales order, sales rep</w:t>
             </w:r>
           </w:p>
         </w:tc>
@@ -5596,7 +5605,7 @@
                 <w:b w:val="0"/>
                 <w:sz w:val="17"/>
               </w:rPr>
-              <w:t>Customer Health</w:t>
+              <w:t>Sales Funnel</w:t>
             </w:r>
           </w:p>
         </w:tc>
@@ -5614,7 +5623,7 @@
                 <w:b w:val="0"/>
                 <w:sz w:val="17"/>
               </w:rPr>
-              <w:t>customer, sales order</w:t>
+              <w:t>opportunity</w:t>
             </w:r>
           </w:p>
         </w:tc>
@@ -5657,7 +5666,7 @@
                 <w:b w:val="0"/>
                 <w:sz w:val="17"/>
               </w:rPr>
-              <w:t>Products</w:t>
+              <w:t>Customer Health</w:t>
             </w:r>
           </w:p>
         </w:tc>
@@ -5676,7 +5685,7 @@
                 <w:b w:val="0"/>
                 <w:sz w:val="17"/>
               </w:rPr>
-              <w:t>product, order item</w:t>
+              <w:t>customer, sales order</w:t>
             </w:r>
           </w:p>
         </w:tc>
@@ -5717,7 +5726,7 @@
                 <w:b w:val="0"/>
                 <w:sz w:val="17"/>
               </w:rPr>
-              <w:t>Rep Leaderboard</w:t>
+              <w:t>Products</w:t>
             </w:r>
           </w:p>
         </w:tc>
@@ -5735,7 +5744,7 @@
                 <w:b w:val="0"/>
                 <w:sz w:val="17"/>
               </w:rPr>
-              <w:t>sales rep, opportunity</w:t>
+              <w:t>product, order item</w:t>
             </w:r>
           </w:p>
         </w:tc>
@@ -5778,7 +5787,7 @@
                 <w:b w:val="0"/>
                 <w:sz w:val="17"/>
               </w:rPr>
-              <w:t>Sales Forecast</w:t>
+              <w:t>Rep Leaderboard</w:t>
             </w:r>
           </w:p>
         </w:tc>
@@ -5797,7 +5806,7 @@
                 <w:b w:val="0"/>
                 <w:sz w:val="17"/>
               </w:rPr>
-              <w:t>forecast vs actual, three ML tables</w:t>
+              <w:t>sales rep, opportunity</w:t>
             </w:r>
           </w:p>
         </w:tc>
@@ -5838,7 +5847,7 @@
                 <w:b w:val="0"/>
                 <w:sz w:val="17"/>
               </w:rPr>
-              <w:t>Ask the Agent</w:t>
+              <w:t>Sales Forecast</w:t>
             </w:r>
           </w:p>
         </w:tc>
@@ -5856,7 +5865,69 @@
                 <w:b w:val="0"/>
                 <w:sz w:val="17"/>
               </w:rPr>
-              <w:t>Cortex Agent / Analyst stage model</w:t>
+              <w:t>forecast vs actual, three ML tables</w:t>
+            </w:r>
+          </w:p>
+        </w:tc>
+      </w:tr>
+      <w:tr>
+        <w:trPr>
+          <w:cantSplit/>
+        </w:trPr>
+        <w:tc>
+          <w:tcPr>
+            <w:tcW w:type="dxa" w:w="2880"/>
+            <w:shd w:val="clear" w:fill="EEF4F8"/>
+          </w:tcPr>
+          <w:p>
+            <w:pPr>
+              <w:spacing w:after="20"/>
+            </w:pPr>
+            <w:r/>
+            <w:r>
+              <w:rPr>
+                <w:b w:val="0"/>
+                <w:sz w:val="17"/>
+              </w:rPr>
+              <w:t>8</w:t>
+            </w:r>
+          </w:p>
+        </w:tc>
+        <w:tc>
+          <w:tcPr>
+            <w:tcW w:type="dxa" w:w="3528"/>
+            <w:shd w:val="clear" w:fill="EEF4F8"/>
+          </w:tcPr>
+          <w:p>
+            <w:pPr>
+              <w:spacing w:after="20"/>
+            </w:pPr>
+            <w:r/>
+            <w:r>
+              <w:rPr>
+                <w:b w:val="0"/>
+                <w:sz w:val="17"/>
+              </w:rPr>
+              <w:t>BDC Sources &amp; Lineage</w:t>
+            </w:r>
+          </w:p>
+        </w:tc>
+        <w:tc>
+          <w:tcPr>
+            <w:tcW w:type="dxa" w:w="3528"/>
+            <w:shd w:val="clear" w:fill="EEF4F8"/>
+          </w:tcPr>
+          <w:p>
+            <w:pPr>
+              <w:spacing w:after="20"/>
+            </w:pPr>
+            <w:r/>
+            <w:r>
+              <w:rPr>
+                <w:b w:val="0"/>
+                <w:sz w:val="17"/>
+              </w:rPr>
+              <w:t>static lineage of the BDC data products</w:t>
             </w:r>
           </w:p>
         </w:tc>
@@ -5877,7 +5948,43 @@
           <w:i w:val="0"/>
           <w:sz w:val="20"/>
         </w:rPr>
-        <w:t>Pages 1–5 are conventional dashboards over L2. Page 6 is the forecast surface whose horizon caveat is above. Page 7 is the natural-language surface, and it is bound to the stage model rather than to the semantic view.</w:t>
+        <w:t xml:space="preserve">The app opens on page 2 (Executive Dashboard). Page 1 (Ask Cortex) also appears as an "Ask Cortex about &lt;page&gt;" panel on the data pages; its queries live in </w:t>
+      </w:r>
+      <w:r>
+        <w:rPr>
+          <w:rFonts w:ascii="Consolas" w:hAnsi="Consolas"/>
+          <w:b w:val="0"/>
+          <w:i w:val="0"/>
+          <w:color w:val="1B5E8C"/>
+          <w:sz w:val="19"/>
+        </w:rPr>
+        <w:t>server/src/routes/askCortex.ts</w:t>
+      </w:r>
+      <w:r>
+        <w:rPr>
+          <w:b w:val="0"/>
+          <w:i w:val="0"/>
+          <w:sz w:val="20"/>
+        </w:rPr>
+        <w:t xml:space="preserve">. Pages 2–6 are conventional dashboards over L2. Page 7 is the forecast surface whose horizon caveat is above. The app no longer has a separate Ask the Agent page: natural-language questions to </w:t>
+      </w:r>
+      <w:r>
+        <w:rPr>
+          <w:rFonts w:ascii="Consolas" w:hAnsi="Consolas"/>
+          <w:b w:val="0"/>
+          <w:i w:val="0"/>
+          <w:color w:val="1B5E8C"/>
+          <w:sz w:val="19"/>
+        </w:rPr>
+        <w:t>SAP_SALES_360_AGENT</w:t>
+      </w:r>
+      <w:r>
+        <w:rPr>
+          <w:b w:val="0"/>
+          <w:i w:val="0"/>
+          <w:sz w:val="20"/>
+        </w:rPr>
+        <w:t xml:space="preserve"> are asked in Snowflake Intelligence, where the agent is bound to the stage model rather than to the semantic view.</w:t>
       </w:r>
     </w:p>
     <w:p>
